--- a/documents/manual/install.docx
+++ b/documents/manual/install.docx
@@ -96,7 +96,7 @@
           <w:sz w:val="24"/>
           <w:szCs w:val="24"/>
         </w:rPr>
-        <w:t>6</w:t>
+        <w:t>7</w:t>
       </w:r>
       <w:r>
         <w:rPr>
@@ -115,7 +115,7 @@
           <w:sz w:val="24"/>
           <w:szCs w:val="24"/>
         </w:rPr>
-        <w:t>1</w:t>
+        <w:t>7</w:t>
       </w:r>
       <w:r>
         <w:rPr>
@@ -134,17 +134,7 @@
           <w:sz w:val="24"/>
           <w:szCs w:val="24"/>
         </w:rPr>
-        <w:t>1</w:t>
-      </w:r>
-      <w:r>
-        <w:rPr>
-          <w:rFonts w:hint="eastAsia"/>
-          <w:b/>
-          <w:bCs/>
-          <w:sz w:val="24"/>
-          <w:szCs w:val="24"/>
-        </w:rPr>
-        <w:t>8</w:t>
+        <w:t>9</w:t>
       </w:r>
       <w:r>
         <w:rPr>
@@ -572,7 +562,13 @@
         <w:t>ゲーム実行時に”</w:t>
       </w:r>
       <w:r>
-        <w:t>.NET デスクトップ ランタイム”や".NET Desktop Runtime"のインストールについてのメッセージが表示された場合はhttps://dotnet.microsoft.com/ja-jp/download/dotnet/8.0から”.NET デスクトップ ランタイム”をダウンロードしてインストールしてください。</w:t>
+        <w:t>.NET デスクトップ ランタイム”や".NET Desktop Runtime"のインストールについてのメッセージが表示された場合は</w:t>
+      </w:r>
+      <w:r>
+        <w:t>https://dotnet.microsoft.com/ja-jp/download/dotnet/10.0</w:t>
+      </w:r>
+      <w:r>
+        <w:t>から”.NET デスクトップ ランタイム”をダウンロードしてインストールしてください。</w:t>
       </w:r>
     </w:p>
     <w:bookmarkEnd w:id="2"/>
@@ -1191,7 +1187,7 @@
           <w:noProof/>
         </w:rPr>
         <w:drawing>
-          <wp:inline distT="0" distB="0" distL="0" distR="0" wp14:anchorId="0F4AF2D4" wp14:editId="20C8B062">
+          <wp:inline distT="0" distB="0" distL="0" distR="0" wp14:anchorId="0F4AF2D4" wp14:editId="271883B1">
             <wp:extent cx="2034668" cy="1905119"/>
             <wp:effectExtent l="0" t="0" r="3810" b="0"/>
             <wp:docPr id="1075236873" name="図 1"/>
@@ -1250,7 +1246,7 @@
           <w:noProof/>
         </w:rPr>
         <w:drawing>
-          <wp:inline distT="0" distB="0" distL="0" distR="0" wp14:anchorId="2306C7F4" wp14:editId="0F5DE938">
+          <wp:inline distT="0" distB="0" distL="0" distR="0" wp14:anchorId="2306C7F4" wp14:editId="6C2373A5">
             <wp:extent cx="2034668" cy="1905119"/>
             <wp:effectExtent l="0" t="0" r="3810" b="0"/>
             <wp:docPr id="1154010143" name="図 3"/>
@@ -1382,7 +1378,7 @@
           <w:noProof/>
         </w:rPr>
         <w:drawing>
-          <wp:inline distT="0" distB="0" distL="0" distR="0" wp14:anchorId="10360EF5" wp14:editId="1AE2F1AB">
+          <wp:inline distT="0" distB="0" distL="0" distR="0" wp14:anchorId="10360EF5" wp14:editId="0DC57B9A">
             <wp:extent cx="1902598" cy="1559445"/>
             <wp:effectExtent l="0" t="0" r="2540" b="3175"/>
             <wp:docPr id="1967451591" name="図 5"/>
@@ -1561,7 +1557,7 @@
           <w:noProof/>
         </w:rPr>
         <w:drawing>
-          <wp:inline distT="0" distB="0" distL="0" distR="0" wp14:anchorId="1FD79227" wp14:editId="489BC50A">
+          <wp:inline distT="0" distB="0" distL="0" distR="0" wp14:anchorId="1FD79227" wp14:editId="23A50BE1">
             <wp:extent cx="1902598" cy="1559445"/>
             <wp:effectExtent l="0" t="0" r="2540" b="3175"/>
             <wp:docPr id="852363522" name="図 6"/>
@@ -2020,7 +2016,7 @@
           <w:noProof/>
         </w:rPr>
         <w:drawing>
-          <wp:inline distT="0" distB="0" distL="0" distR="0" wp14:anchorId="129A4C1A" wp14:editId="643B0E2D">
+          <wp:inline distT="0" distB="0" distL="0" distR="0" wp14:anchorId="129A4C1A" wp14:editId="58A095F0">
             <wp:extent cx="1902598" cy="1559445"/>
             <wp:effectExtent l="0" t="0" r="2540" b="3175"/>
             <wp:docPr id="1671003139" name="図 7"/>
@@ -2114,7 +2110,7 @@
           <w:noProof/>
         </w:rPr>
         <w:drawing>
-          <wp:inline distT="0" distB="0" distL="0" distR="0" wp14:anchorId="3ABB241B" wp14:editId="2BCFF6C8">
+          <wp:inline distT="0" distB="0" distL="0" distR="0" wp14:anchorId="3ABB241B" wp14:editId="411EE0BD">
             <wp:extent cx="1902598" cy="1559445"/>
             <wp:effectExtent l="0" t="0" r="2540" b="3175"/>
             <wp:docPr id="2017566393" name="図 8"/>
@@ -2254,7 +2250,7 @@
           <w:noProof/>
         </w:rPr>
         <w:drawing>
-          <wp:inline distT="0" distB="0" distL="0" distR="0" wp14:anchorId="21809A19" wp14:editId="1D5A49DA">
+          <wp:inline distT="0" distB="0" distL="0" distR="0" wp14:anchorId="21809A19" wp14:editId="68DB537D">
             <wp:extent cx="1902598" cy="1559445"/>
             <wp:effectExtent l="0" t="0" r="2540" b="3175"/>
             <wp:docPr id="17326666" name="図 4"/>
@@ -2596,7 +2592,7 @@
           <w:noProof/>
         </w:rPr>
         <w:drawing>
-          <wp:inline distT="0" distB="0" distL="0" distR="0" wp14:anchorId="6156C052" wp14:editId="25327FB7">
+          <wp:inline distT="0" distB="0" distL="0" distR="0" wp14:anchorId="6156C052" wp14:editId="5029A63D">
             <wp:extent cx="1902598" cy="1559445"/>
             <wp:effectExtent l="0" t="0" r="2540" b="3175"/>
             <wp:docPr id="294409821" name="図 10"/>
@@ -2720,7 +2716,7 @@
           <w:noProof/>
         </w:rPr>
         <w:drawing>
-          <wp:inline distT="0" distB="0" distL="0" distR="0" wp14:anchorId="3088C019" wp14:editId="68266D0D">
+          <wp:inline distT="0" distB="0" distL="0" distR="0" wp14:anchorId="3088C019" wp14:editId="7AEC23E3">
             <wp:extent cx="1902598" cy="1559445"/>
             <wp:effectExtent l="0" t="0" r="2540" b="3175"/>
             <wp:docPr id="265467555" name="図 11"/>
@@ -2886,7 +2882,7 @@
           <w:noProof/>
         </w:rPr>
         <w:drawing>
-          <wp:inline distT="0" distB="0" distL="0" distR="0" wp14:anchorId="199C9860" wp14:editId="2B0E8C3B">
+          <wp:inline distT="0" distB="0" distL="0" distR="0" wp14:anchorId="199C9860" wp14:editId="000C8237">
             <wp:extent cx="1902598" cy="1559445"/>
             <wp:effectExtent l="0" t="0" r="2540" b="3175"/>
             <wp:docPr id="1249049983" name="図 12"/>
